--- a/documentation/HORIZON_GRID_LINUX_QA_REPORT.docx
+++ b/documentation/HORIZON_GRID_LINUX_QA_REPORT.docx
@@ -171,7 +171,7 @@
       </w:r>
       <w:r>
         <w:rPr/>
-        <w:t xml:space="preserve">horizon-grid_0.1.0_amd64.deb</w:t>
+        <w:t xml:space="preserve">horizon-grid_0.2.0_amd64.deb</w:t>
       </w:r>
       <w:r>
         <w:rPr/>
@@ -555,7 +555,7 @@
             </w:pPr>
             <w:r>
               <w:rPr/>
-              <w:t xml:space="preserve">0.1.0 (matches Windows -- no version drift)</w:t>
+              <w:t xml:space="preserve">0.2.0 (matches Windows -- no version drift)</w:t>
             </w:r>
           </w:p>
         </w:tc>
@@ -600,16 +600,16 @@
               <w:rPr>
                 <w:highlight w:val="lightGray"/>
               </w:rPr>
-              <w:t xml:space="preserve">horizon-grid_0.1.0_amd64.deb</w:t>
-            </w:r>
-          </w:p>
-          <w:p>
-            <w:pPr>
-              <w:spacing w:lineRule="auto"/>
-            </w:pPr>
-            <w:r>
-              <w:rPr/>
-              <w:t xml:space="preserve">, 6,096,276 bytes</w:t>
+              <w:t xml:space="preserve">horizon-grid_0.2.0_amd64.deb</w:t>
+            </w:r>
+          </w:p>
+          <w:p>
+            <w:pPr>
+              <w:spacing w:lineRule="auto"/>
+            </w:pPr>
+            <w:r>
+              <w:rPr/>
+              <w:t xml:space="preserve">, 6,077,300 bytes</w:t>
             </w:r>
           </w:p>
         </w:tc>
@@ -654,7 +654,7 @@
               <w:rPr>
                 <w:highlight w:val="lightGray"/>
               </w:rPr>
-              <w:t xml:space="preserve">d29a5192990e2a769dcef2ed24d06b2f4afd049bc50d109a7a35f09bd192dbb5</w:t>
+              <w:t xml:space="preserve">57d0db31d4e67dfd8ccad9f0c9dfbbf6e501382e3972f0a538f8cc4b7b912812</w:t>
             </w:r>
           </w:p>
         </w:tc>

--- a/documentation/HORIZON_GRID_LINUX_QA_REPORT.docx
+++ b/documentation/HORIZON_GRID_LINUX_QA_REPORT.docx
@@ -70,7 +70,7 @@
       </w:r>
       <w:r>
         <w:rPr/>
-        <w:t xml:space="preserve"> 0.1.0</w:t>
+        <w:t xml:space="preserve"> 0.2.3</w:t>
       </w:r>
     </w:p>
     <w:p>
@@ -85,7 +85,7 @@
       </w:r>
       <w:r>
         <w:rPr/>
-        <w:t xml:space="preserve"> 2026-08-17</w:t>
+        <w:t xml:space="preserve"> 2026-08-20</w:t>
       </w:r>
     </w:p>
     <w:p>

--- a/documentation/HORIZON_GRID_LINUX_QA_REPORT.docx
+++ b/documentation/HORIZON_GRID_LINUX_QA_REPORT.docx
@@ -70,7 +70,7 @@
       </w:r>
       <w:r>
         <w:rPr/>
-        <w:t xml:space="preserve"> 0.2.3</w:t>
+        <w:t xml:space="preserve"> 0.2.4</w:t>
       </w:r>
     </w:p>
     <w:p>
@@ -85,7 +85,7 @@
       </w:r>
       <w:r>
         <w:rPr/>
-        <w:t xml:space="preserve"> 2026-08-20</w:t>
+        <w:t xml:space="preserve"> 2026-08-21</w:t>
       </w:r>
     </w:p>
     <w:p>

--- a/documentation/HORIZON_GRID_LINUX_QA_REPORT.docx
+++ b/documentation/HORIZON_GRID_LINUX_QA_REPORT.docx
@@ -70,7 +70,7 @@
       </w:r>
       <w:r>
         <w:rPr/>
-        <w:t xml:space="preserve"> 0.2.4</w:t>
+        <w:t xml:space="preserve"> 0.2.5</w:t>
       </w:r>
     </w:p>
     <w:p>
@@ -85,7 +85,7 @@
       </w:r>
       <w:r>
         <w:rPr/>
-        <w:t xml:space="preserve"> 2026-08-21</w:t>
+        <w:t xml:space="preserve"> 2026-08-23</w:t>
       </w:r>
     </w:p>
     <w:p>
